--- a/dist/luan_an/01_chapter_outline_vi.docx
+++ b/dist/luan_an/01_chapter_outline_vi.docx
@@ -273,7 +273,23 @@
         <w:pStyle w:val="Compact"/>
       </w:pPr>
       <w:r>
-        <w:t xml:space="preserve">Phạm vi không gian (chính): các nền kinh tế châu Á có dữ liệu WBES, tổ chức theo 5 sub-regime ICRV (Advanced innovation-driven, Advanced resource-driven, Upper-middle, Emerging, Frontier). Phạm vi mở rộng: 6 nước Pacific SIDS được phân tích như boundary case adjacent. Nhật Bản không thuộc empirical scope.</w:t>
+        <w:t xml:space="preserve">Phạm vi không gian: 47–49 nền kinh tế châu Á và Thái Bình Dương có dữ liệu WBES, tổ chức theo</w:t>
+      </w:r>
+      <w:r>
+        <w:t xml:space="preserve"> </w:t>
+      </w:r>
+      <w:r>
+        <w:rPr>
+          <w:bCs/>
+          <w:b/>
+        </w:rPr>
+        <w:t xml:space="preserve">6 sub-regime ICRV</w:t>
+      </w:r>
+      <w:r>
+        <w:t xml:space="preserve"> </w:t>
+      </w:r>
+      <w:r>
+        <w:t xml:space="preserve">(I: Advanced innovation-driven, II: Advanced resource-driven, III: Upper-middle, IV: Emerging, V: Frontier, VI: Pacific SIDS). P8 cung cấp phân tích boundary case chuyên sâu cho Nhóm VI (Pacific SIDS, forced internationalization penalty). Nhật Bản không thuộc empirical scope.</w:t>
       </w:r>
     </w:p>
     <w:p>
@@ -703,7 +719,7 @@
         <w:pStyle w:val="FirstParagraph"/>
       </w:pPr>
       <w:r>
-        <w:t xml:space="preserve">Từ tổng quan, ba khoảng trống được xác định: (i) thiếu khung tích hợp đa tầng để giải thích heterogeneity; (ii) sự đồng nhất không hợp lý giữa technological capability và digital adoption trong nhiều nghiên cứu trước; (iii) thiếu bằng chứng cross-country quy mô lớn cho châu Á — pool 17 nước trong Đỗ và Phan (2026 — VEFR) là baseline lớn nhất hiện có, được luận án mở rộng lên 41 nền kinh tế châu Á cộng 6 Pacific SIDS adjacent.</w:t>
+        <w:t xml:space="preserve">Từ tổng quan, ba khoảng trống được xác định: (i) thiếu khung tích hợp đa tầng để giải thích heterogeneity; (ii) sự đồng nhất không hợp lý giữa technological capability và digital adoption trong nhiều nghiên cứu trước; (iii) thiếu bằng chứng cross-country quy mô lớn cho châu Á — pool 17 nước trong Đỗ và Phan (2026 — VEFR) là baseline lớn nhất hiện có, được luận án mở rộng lên 47–49 nền kinh tế châu Á và Thái Bình Dương (bao gồm 6–8 nền kinh tế Pacific SIDS).</w:t>
       </w:r>
     </w:p>
     <w:p>
@@ -811,7 +827,7 @@
         <w:t xml:space="preserve">Phase meta-analysis</w:t>
       </w:r>
       <w:r>
-        <w:t xml:space="preserve">: literature pool 1982–2026, tiêu chí inclusion theo PRISMA (Page et al., 2021); mục tiêu ~172 effect-size units.</w:t>
+        <w:t xml:space="preserve">: literature pool 1982–2026, tiêu chí inclusion theo PRISMA (Page et al., 2021); pool hiện tại K=288 / k=238 (baseline), mục tiêu sau WoS+Scopus search: k≥250.</w:t>
       </w:r>
     </w:p>
     <w:p>
@@ -840,7 +856,7 @@
           <w:bCs/>
           <w:b/>
         </w:rPr>
-        <w:t xml:space="preserve">41 nền kinh tế châu Á</w:t>
+        <w:t xml:space="preserve">47–49 nền kinh tế châu Á và Thái Bình Dương</w:t>
       </w:r>
       <w:r>
         <w:t xml:space="preserve"> </w:t>
@@ -862,7 +878,7 @@
         <w:t xml:space="preserve"> </w:t>
       </w:r>
       <w:r>
-        <w:t xml:space="preserve">(World Bank, 2019, 2023, 2026, n.d.). Pool kế thừa và mở rộng từ 17 nước trong Đỗ và Phan (2026 — VEFR). 6 nước Pacific SIDS được phân tích bổ sung như boundary case adjacent (Đỗ &amp; Phan, 2026 — P8).</w:t>
+        <w:t xml:space="preserve">(World Bank, 2019, 2023, 2026, n.d.). Pool kế thừa và mở rộng từ 17 nước trong Đỗ và Phan (2026 — VEFR). 9 nước Pacific SIDS được phân tích bổ sung như boundary case adjacent (Đỗ &amp; Phan, 2026 — P8; gồm 7 ICRV Nhóm VI + Comoros + Timor-Leste theo bộ lọc WBES, N=1.469).</w:t>
       </w:r>
     </w:p>
     <w:p>
@@ -1361,7 +1377,7 @@
         <w:pStyle w:val="Compact"/>
       </w:pPr>
       <w:r>
-        <w:t xml:space="preserve">Pooled regression trên 41 nền kinh tế châu Á (cộng 6 Pacific SIDS adjacent ở mục 4.4), mở rộng từ pool 17 nước (Đỗ &amp; Phan, 2026 — VEFR).</w:t>
+        <w:t xml:space="preserve">Pooled regression trên 47–49 nền kinh tế châu Á và Thái Bình Dương (N=84,910–91,982 doanh nghiệp, 102 country-year waves), mở rộng từ pool 17 nước (Đỗ &amp; Phan, 2026 — VEFR).</w:t>
       </w:r>
     </w:p>
     <w:p>
@@ -1465,7 +1481,7 @@
         <w:t xml:space="preserve"> </w:t>
       </w:r>
       <w:r>
-        <w:t xml:space="preserve">(6 nước, n=1.221): forced internationalization penalty (Đỗ &amp; Phan, 2026 — P8 manuscript).</w:t>
+        <w:t xml:space="preserve">(9 nước, n=2.038 (toàn pool SIDS_small) / n=1.469 (mẫu phân tích sau lọc missing)): forced internationalization penalty (Đỗ &amp; Phan, 2026 — P8 manuscript). Kiribati 2025 (n=150) được bổ sung là SIDS cực đoan nhất (FSTS 1,03%, FDI 0,7%, website 18,7%).</w:t>
       </w:r>
     </w:p>
     <w:bookmarkEnd w:id="44"/>
@@ -1530,7 +1546,7 @@
         <w:t xml:space="preserve">Temporal heterogeneity China 2012 vs 2024</w:t>
       </w:r>
       <w:r>
-        <w:t xml:space="preserve">: kiểm định stability của cubic turning point (~47,8% FSTS) đã được công bố (Đỗ &amp; Phan, 2026 — JFAR) sau hơn một thập kỷ chuyển đổi số.</w:t>
+        <w:t xml:space="preserve">: kiểm định stability của inverted-U turning point (49,4% FSTS năm 2012; 47,2% năm 2024 — Paternoster z = +0,82, p = .412, không bác bỏ bằng nhau) qua hơn một thập kỷ chuyển đổi số (Đỗ &amp; Phan, 2026 — IJOEM).</w:t>
       </w:r>
     </w:p>
     <w:p>

--- a/dist/luan_an/01_chapter_outline_vi.docx
+++ b/dist/luan_an/01_chapter_outline_vi.docx
@@ -827,7 +827,7 @@
         <w:t xml:space="preserve">Phase meta-analysis</w:t>
       </w:r>
       <w:r>
-        <w:t xml:space="preserve">: literature pool 1982–2026, tiêu chí inclusion theo PRISMA (Page et al., 2021); pool hiện tại K=288 / k=238 (baseline), mục tiêu sau WoS+Scopus search: k≥250.</w:t>
+        <w:t xml:space="preserve">: literature pool 1982–2026, tiêu chí inclusion theo PRISMA (Page et al., 2021); pool K=309 / k=259 (k≥250 đã đạt — 23/05/2026).</w:t>
       </w:r>
     </w:p>
     <w:p>

--- a/dist/luan_an/01_chapter_outline_vi.docx
+++ b/dist/luan_an/01_chapter_outline_vi.docx
@@ -827,7 +827,7 @@
         <w:t xml:space="preserve">Phase meta-analysis</w:t>
       </w:r>
       <w:r>
-        <w:t xml:space="preserve">: literature pool 1982–2026, tiêu chí inclusion theo PRISMA (Page et al., 2021); pool K=309 / k=259 (k≥250 đã đạt — 23/05/2026).</w:t>
+        <w:t xml:space="preserve">: literature pool 1982–2026, tiêu chí inclusion theo PRISMA (Page et al., 2021); pool phân tích đã xác minh K=288 / k=238 (hand-coded baseline).</w:t>
       </w:r>
     </w:p>
     <w:p>

--- a/dist/luan_an/01_chapter_outline_vi.docx
+++ b/dist/luan_an/01_chapter_outline_vi.docx
@@ -78,7 +78,7 @@
         </w:pict>
       </w:r>
     </w:p>
-    <w:bookmarkStart w:id="27" w:name="chương-1-giới-thiệu"/>
+    <w:bookmarkStart w:id="27" w:name="chương-1.-giới-thiệu"/>
     <w:p>
       <w:pPr>
         <w:pStyle w:val="Heading2"/>
@@ -95,7 +95,7 @@
         <w:t xml:space="preserve">Chương 1 có nhiệm vụ đặt bài toán nghiên cứu, xác định khoảng trống, nêu mục tiêu và câu hỏi nghiên cứu, đồng thời giới thiệu tính mới và đóng góp dự kiến của luận án.</w:t>
       </w:r>
     </w:p>
-    <w:bookmarkStart w:id="20" w:name="X13b13dcb632e299e7aab4c6eaebd9a76fa1beb2"/>
+    <w:bookmarkStart w:id="20" w:name="bối-cảnh-nghiên-cứu"/>
     <w:p>
       <w:pPr>
         <w:pStyle w:val="Heading3"/>
@@ -113,7 +113,7 @@
       </w:r>
     </w:p>
     <w:bookmarkEnd w:id="20"/>
-    <w:bookmarkStart w:id="21" w:name="X53e2415d4fb45baf8cd2a412e42535181010810"/>
+    <w:bookmarkStart w:id="21" w:name="vấn-đề-nghiên-cứu"/>
     <w:p>
       <w:pPr>
         <w:pStyle w:val="Heading3"/>
@@ -131,7 +131,7 @@
       </w:r>
     </w:p>
     <w:bookmarkEnd w:id="21"/>
-    <w:bookmarkStart w:id="22" w:name="Xddd0cf747c0a67b01e6dbf6ccd3d5a26093524b"/>
+    <w:bookmarkStart w:id="22" w:name="mục-tiêu-nghiên-cứu"/>
     <w:p>
       <w:pPr>
         <w:pStyle w:val="Heading3"/>
@@ -157,7 +157,7 @@
       </w:r>
     </w:p>
     <w:bookmarkEnd w:id="22"/>
-    <w:bookmarkStart w:id="23" w:name="X87fe9b92bff0b7de065d8ce9f99db45fc20ac37"/>
+    <w:bookmarkStart w:id="23" w:name="câu-hỏi-nghiên-cứu"/>
     <w:p>
       <w:pPr>
         <w:pStyle w:val="Heading3"/>
@@ -181,6 +181,40 @@
       <w:r>
         <w:t xml:space="preserve">Câu hỏi cụ thể:</w:t>
       </w:r>
+      <w:r>
+        <w:t xml:space="preserve"> </w:t>
+      </w:r>
+      <w:r>
+        <w:t xml:space="preserve">- RQ1: Tác động tổng hợp của quốc tế hóa lên firm performance trong literature 1982–2026 là gì, và mức dị biệt được giải thích bởi những moderator nào?</w:t>
+      </w:r>
+      <w:r>
+        <w:t xml:space="preserve"> </w:t>
+      </w:r>
+      <w:r>
+        <w:t xml:space="preserve">- RQ2: Trong từng bối cảnh quốc gia (Singapore, Việt Nam, Trung Quốc), mối quan hệ này vận hành theo những cơ chế cụ thể nào?</w:t>
+      </w:r>
+      <w:r>
+        <w:t xml:space="preserve"> </w:t>
+      </w:r>
+      <w:r>
+        <w:t xml:space="preserve">- RQ3: Trên phạm vi đa quốc gia châu Á, các digital contingencies có khái quát hóa được không?</w:t>
+      </w:r>
+      <w:r>
+        <w:t xml:space="preserve"> </w:t>
+      </w:r>
+      <w:r>
+        <w:t xml:space="preserve">- RQ4: Vai trò của thể chế (sub-regime ICRV), năng lực số (TCI vs DAI) và đặc điểm nhà quản trị trong việc điều tiết mối quan hệ I–P là gì?</w:t>
+      </w:r>
+    </w:p>
+    <w:bookmarkEnd w:id="23"/>
+    <w:bookmarkStart w:id="24" w:name="đối-tượng-và-phạm-vi"/>
+    <w:p>
+      <w:pPr>
+        <w:pStyle w:val="Heading3"/>
+      </w:pPr>
+      <w:r>
+        <w:t xml:space="preserve">1.5 Đối tượng và phạm vi</w:t>
+      </w:r>
     </w:p>
     <w:p>
       <w:pPr>
@@ -191,7 +225,7 @@
         <w:pStyle w:val="Compact"/>
       </w:pPr>
       <w:r>
-        <w:t xml:space="preserve">RQ1: Tác động tổng hợp của quốc tế hóa lên firm performance trong literature 1982–2026 là gì, và mức dị biệt được giải thích bởi những moderator nào?</w:t>
+        <w:t xml:space="preserve">Đối tượng: mối quan hệ internationalization–firm performance và các yếu tố điều tiết.</w:t>
       </w:r>
     </w:p>
     <w:p>
@@ -203,7 +237,7 @@
         <w:pStyle w:val="Compact"/>
       </w:pPr>
       <w:r>
-        <w:t xml:space="preserve">RQ2: Trong từng bối cảnh quốc gia (Singapore, Việt Nam, Trung Quốc), mối quan hệ này vận hành theo những cơ chế cụ thể nào?</w:t>
+        <w:t xml:space="preserve">Đơn vị phân tích: doanh nghiệp (firm-level).</w:t>
       </w:r>
     </w:p>
     <w:p>
@@ -215,65 +249,7 @@
         <w:pStyle w:val="Compact"/>
       </w:pPr>
       <w:r>
-        <w:t xml:space="preserve">RQ3: Trên phạm vi đa quốc gia châu Á, các digital contingencies có khái quát hóa được không?</w:t>
-      </w:r>
-    </w:p>
-    <w:p>
-      <w:pPr>
-        <w:numPr>
-          <w:ilvl w:val="0"/>
-          <w:numId w:val="1001"/>
-        </w:numPr>
-        <w:pStyle w:val="Compact"/>
-      </w:pPr>
-      <w:r>
-        <w:t xml:space="preserve">RQ4: Vai trò của thể chế (sub-regime ICRV), năng lực số (TCI vs DAI) và đặc điểm nhà quản trị trong việc điều tiết mối quan hệ I–P là gì?</w:t>
-      </w:r>
-    </w:p>
-    <w:bookmarkEnd w:id="23"/>
-    <w:bookmarkStart w:id="24" w:name="X0b85af776907494b010a86941db277ac5cc03e0"/>
-    <w:p>
-      <w:pPr>
-        <w:pStyle w:val="Heading3"/>
-      </w:pPr>
-      <w:r>
-        <w:t xml:space="preserve">1.5 Đối tượng và phạm vi</w:t>
-      </w:r>
-    </w:p>
-    <w:p>
-      <w:pPr>
-        <w:numPr>
-          <w:ilvl w:val="0"/>
-          <w:numId w:val="1002"/>
-        </w:numPr>
-        <w:pStyle w:val="Compact"/>
-      </w:pPr>
-      <w:r>
-        <w:t xml:space="preserve">Đối tượng: mối quan hệ internationalization–firm performance và các yếu tố điều tiết.</w:t>
-      </w:r>
-    </w:p>
-    <w:p>
-      <w:pPr>
-        <w:numPr>
-          <w:ilvl w:val="0"/>
-          <w:numId w:val="1002"/>
-        </w:numPr>
-        <w:pStyle w:val="Compact"/>
-      </w:pPr>
-      <w:r>
-        <w:t xml:space="preserve">Đơn vị phân tích: doanh nghiệp (firm-level).</w:t>
-      </w:r>
-    </w:p>
-    <w:p>
-      <w:pPr>
-        <w:numPr>
-          <w:ilvl w:val="0"/>
-          <w:numId w:val="1002"/>
-        </w:numPr>
-        <w:pStyle w:val="Compact"/>
-      </w:pPr>
-      <w:r>
-        <w:t xml:space="preserve">Phạm vi không gian: 47–49 nền kinh tế châu Á và Thái Bình Dương có dữ liệu WBES, tổ chức theo</w:t>
+        <w:t xml:space="preserve">Phạm vi không gian: 45 nền kinh tế châu Á và Thái Bình Dương có dữ liệu WBES, tổ chức theo</w:t>
       </w:r>
       <w:r>
         <w:t xml:space="preserve"> </w:t>
@@ -296,7 +272,7 @@
       <w:pPr>
         <w:numPr>
           <w:ilvl w:val="0"/>
-          <w:numId w:val="1002"/>
+          <w:numId w:val="1001"/>
         </w:numPr>
         <w:pStyle w:val="Compact"/>
       </w:pPr>
@@ -305,7 +281,7 @@
       </w:r>
     </w:p>
     <w:bookmarkEnd w:id="24"/>
-    <w:bookmarkStart w:id="25" w:name="X670f79778deec40b6c3efb029efd09cb94a542e"/>
+    <w:bookmarkStart w:id="25" w:name="tính-mới-và-đóng-góp-dự-kiến"/>
     <w:p>
       <w:pPr>
         <w:pStyle w:val="Heading3"/>
@@ -323,7 +299,7 @@
       </w:r>
     </w:p>
     <w:bookmarkEnd w:id="25"/>
-    <w:bookmarkStart w:id="26" w:name="Xdc890660f10a1528d5cf0025df2635d5d396dc3"/>
+    <w:bookmarkStart w:id="26" w:name="kết-cấu-luận-án"/>
     <w:p>
       <w:pPr>
         <w:pStyle w:val="Heading3"/>
@@ -349,7 +325,7 @@
     </w:p>
     <w:bookmarkEnd w:id="26"/>
     <w:bookmarkEnd w:id="27"/>
-    <w:bookmarkStart w:id="34" w:name="Xa2276d106fcd54efff5bb44b241c91316b5504d"/>
+    <w:bookmarkStart w:id="34" w:name="X2c828b7d2406d78eba62b8dd558c00c706cbc9d"/>
     <w:p>
       <w:pPr>
         <w:pStyle w:val="Heading2"/>
@@ -366,7 +342,7 @@
         <w:t xml:space="preserve">Chương 2 xây dựng nền lý thuyết, tổng hợp bằng chứng thực nghiệm đã có, giới thiệu khung tích hợp đa tầng và phát triển hệ giả thuyết.</w:t>
       </w:r>
     </w:p>
-    <w:bookmarkStart w:id="28" w:name="X58464ac65b20fb9f07910d85a13fc9a04c5d864"/>
+    <w:bookmarkStart w:id="28" w:name="khái-niệm-cốt-lõi"/>
     <w:p>
       <w:pPr>
         <w:pStyle w:val="Heading3"/>
@@ -379,7 +355,7 @@
       <w:pPr>
         <w:numPr>
           <w:ilvl w:val="0"/>
-          <w:numId w:val="1003"/>
+          <w:numId w:val="1002"/>
         </w:numPr>
         <w:pStyle w:val="Compact"/>
       </w:pPr>
@@ -398,7 +374,7 @@
       <w:pPr>
         <w:numPr>
           <w:ilvl w:val="0"/>
-          <w:numId w:val="1003"/>
+          <w:numId w:val="1002"/>
         </w:numPr>
         <w:pStyle w:val="Compact"/>
       </w:pPr>
@@ -417,7 +393,7 @@
       <w:pPr>
         <w:numPr>
           <w:ilvl w:val="0"/>
-          <w:numId w:val="1003"/>
+          <w:numId w:val="1002"/>
         </w:numPr>
         <w:pStyle w:val="Compact"/>
       </w:pPr>
@@ -433,7 +409,7 @@
       </w:r>
     </w:p>
     <w:bookmarkEnd w:id="28"/>
-    <w:bookmarkStart w:id="29" w:name="X5533063c3ba02f9ddb71858e0758063726a3389"/>
+    <w:bookmarkStart w:id="29" w:name="bốn-lý-thuyết-nền"/>
     <w:p>
       <w:pPr>
         <w:pStyle w:val="Heading3"/>
@@ -446,7 +422,7 @@
       <w:pPr>
         <w:numPr>
           <w:ilvl w:val="0"/>
-          <w:numId w:val="1004"/>
+          <w:numId w:val="1003"/>
         </w:numPr>
         <w:pStyle w:val="Compact"/>
       </w:pPr>
@@ -468,7 +444,7 @@
       <w:pPr>
         <w:numPr>
           <w:ilvl w:val="0"/>
-          <w:numId w:val="1004"/>
+          <w:numId w:val="1003"/>
         </w:numPr>
         <w:pStyle w:val="Compact"/>
       </w:pPr>
@@ -490,7 +466,7 @@
       <w:pPr>
         <w:numPr>
           <w:ilvl w:val="0"/>
-          <w:numId w:val="1004"/>
+          <w:numId w:val="1003"/>
         </w:numPr>
         <w:pStyle w:val="Compact"/>
       </w:pPr>
@@ -512,7 +488,7 @@
       <w:pPr>
         <w:numPr>
           <w:ilvl w:val="0"/>
-          <w:numId w:val="1004"/>
+          <w:numId w:val="1003"/>
         </w:numPr>
         <w:pStyle w:val="Compact"/>
       </w:pPr>
@@ -531,7 +507,7 @@
       </w:r>
     </w:p>
     <w:bookmarkEnd w:id="29"/>
-    <w:bookmarkStart w:id="30" w:name="Xb68718caf7a2cd6e9eb5a792769262881ac883e"/>
+    <w:bookmarkStart w:id="30" w:name="tổng-quan-thực-nghiệm"/>
     <w:p>
       <w:pPr>
         <w:pStyle w:val="Heading3"/>
@@ -603,7 +579,7 @@
       </w:r>
     </w:p>
     <w:bookmarkEnd w:id="30"/>
-    <w:bookmarkStart w:id="31" w:name="X1136b82326ea520374d1cfe7583ff940ea0590b"/>
+    <w:bookmarkStart w:id="31" w:name="bối-cảnh-emerging-asia"/>
     <w:p>
       <w:pPr>
         <w:pStyle w:val="Heading3"/>
@@ -617,7 +593,13 @@
         <w:pStyle w:val="FirstParagraph"/>
       </w:pPr>
       <w:r>
-        <w:t xml:space="preserve">Châu Á mới nổi là bối cảnh đặc biệt do tính đa dạng về thể chế và mức độ phát triển số. Đỗ và Phan (2026 — VEFR) đã phân tích thực trạng trên 17 nền kinh tế châu Á mới nổi với pool ~40.633 doanh nghiệp, cho thấy: (i) tồn tại phân tầng năng suất rõ rệt giữa nhóm Chinese economies, South Asia và ASEAN; (ii) technology adoption vừa làm tăng năng suất lao động vừa làm suy giảm đáng kể tác động bất lợi của institutional obstacles — phát hiện được tác giả gọi là "</w:t>
+        <w:t xml:space="preserve">Châu Á mới nổi là bối cảnh đặc biệt do tính đa dạng về thể chế và mức độ phát triển số. Đỗ và Phan (2026 — VEFR) đã phân tích thực trạng trên 17 nền kinh tế châu Á mới nổi với pool ~40.633 doanh nghiệp, cho thấy: (i) tồn tại phân tầng năng suất rõ rệt giữa nhóm Chinese economies, South Asia và ASEAN; (ii) technology adoption vừa làm tăng năng suất lao động vừa làm suy giảm đáng kể tác động bất lợi của institutional obstacles — phát hiện được tác giả gọi là</w:t>
+      </w:r>
+      <w:r>
+        <w:t xml:space="preserve"> </w:t>
+      </w:r>
+      <w:r>
+        <w:t xml:space="preserve">“</w:t>
       </w:r>
       <w:r>
         <w:rPr>
@@ -627,11 +609,17 @@
         <w:t xml:space="preserve">digital shield effect</w:t>
       </w:r>
       <w:r>
-        <w:t xml:space="preserve">" (Khanna &amp; Palepu, 2010; North, 1990). Luận án kế thừa và mở rộng từ pool 17 nước trong Đỗ và Phan (2026 — VEFR) sang pool 47 nền kinh tế (41 châu Á + 6 Pacific SIDS adjacent) với 101.185 doanh nghiệp, kiểm định digital shield effect trên phạm vi rộng hơn và bổ sung sub-grouping ICRV; Pacific SIDS được phân tích như boundary case adjacent (Đỗ &amp; Phan, 2026 — P8).</w:t>
+        <w:t xml:space="preserve">”</w:t>
+      </w:r>
+      <w:r>
+        <w:t xml:space="preserve"> </w:t>
+      </w:r>
+      <w:r>
+        <w:t xml:space="preserve">(Khanna &amp; Palepu, 2010; North, 1990). Luận án kế thừa và mở rộng từ pool 17 nước trong Đỗ và Phan (2026 — VEFR) sang pool 47 nền kinh tế (41 châu Á + 6 Pacific SIDS adjacent) với 101.185 doanh nghiệp, kiểm định digital shield effect trên phạm vi rộng hơn và bổ sung sub-grouping ICRV; Pacific SIDS được phân tích như boundary case adjacent (Đỗ &amp; Phan, 2026 — P8).</w:t>
       </w:r>
     </w:p>
     <w:bookmarkEnd w:id="31"/>
-    <w:bookmarkStart w:id="32" w:name="X78b27ee16c0d4a4507c36810e6247d9f67b40b1"/>
+    <w:bookmarkStart w:id="32" w:name="khung-lý-thuyết-tích-hợp"/>
     <w:p>
       <w:pPr>
         <w:pStyle w:val="Heading3"/>
@@ -652,7 +640,7 @@
       <w:pPr>
         <w:numPr>
           <w:ilvl w:val="0"/>
-          <w:numId w:val="1005"/>
+          <w:numId w:val="1004"/>
         </w:numPr>
         <w:pStyle w:val="Compact"/>
       </w:pPr>
@@ -664,7 +652,7 @@
       <w:pPr>
         <w:numPr>
           <w:ilvl w:val="0"/>
-          <w:numId w:val="1005"/>
+          <w:numId w:val="1004"/>
         </w:numPr>
         <w:pStyle w:val="Compact"/>
       </w:pPr>
@@ -676,7 +664,7 @@
       <w:pPr>
         <w:numPr>
           <w:ilvl w:val="0"/>
-          <w:numId w:val="1005"/>
+          <w:numId w:val="1004"/>
         </w:numPr>
         <w:pStyle w:val="Compact"/>
       </w:pPr>
@@ -688,7 +676,7 @@
       <w:pPr>
         <w:numPr>
           <w:ilvl w:val="0"/>
-          <w:numId w:val="1005"/>
+          <w:numId w:val="1004"/>
         </w:numPr>
         <w:pStyle w:val="Compact"/>
       </w:pPr>
@@ -705,7 +693,7 @@
       </w:r>
     </w:p>
     <w:bookmarkEnd w:id="32"/>
-    <w:bookmarkStart w:id="33" w:name="Xbb841a1f05f3fadcf2c6afee0f7fa948d33cd00"/>
+    <w:bookmarkStart w:id="33" w:name="khoảng-trống-nghiên-cứu-và-giả-thuyết"/>
     <w:p>
       <w:pPr>
         <w:pStyle w:val="Heading3"/>
@@ -719,7 +707,7 @@
         <w:pStyle w:val="FirstParagraph"/>
       </w:pPr>
       <w:r>
-        <w:t xml:space="preserve">Từ tổng quan, ba khoảng trống được xác định: (i) thiếu khung tích hợp đa tầng để giải thích heterogeneity; (ii) sự đồng nhất không hợp lý giữa technological capability và digital adoption trong nhiều nghiên cứu trước; (iii) thiếu bằng chứng cross-country quy mô lớn cho châu Á — pool 17 nước trong Đỗ và Phan (2026 — VEFR) là baseline lớn nhất hiện có, được luận án mở rộng lên 47–49 nền kinh tế châu Á và Thái Bình Dương (bao gồm 6–8 nền kinh tế Pacific SIDS).</w:t>
+        <w:t xml:space="preserve">Từ tổng quan, ba khoảng trống được xác định: (i) thiếu khung tích hợp đa tầng để giải thích heterogeneity; (ii) sự đồng nhất không hợp lý giữa technological capability và digital adoption trong nhiều nghiên cứu trước; (iii) thiếu bằng chứng cross-country quy mô lớn cho châu Á — pool 17 nước trong Đỗ và Phan (2026 — VEFR) là baseline lớn nhất hiện có, được luận án mở rộng lên 45 nền kinh tế châu Á và Thái Bình Dương (bao gồm 6–8 nền kinh tế Pacific SIDS).</w:t>
       </w:r>
     </w:p>
     <w:p>
@@ -751,7 +739,7 @@
     </w:p>
     <w:bookmarkEnd w:id="33"/>
     <w:bookmarkEnd w:id="34"/>
-    <w:bookmarkStart w:id="40" w:name="chương-3-phương-pháp-nghiên-cứu"/>
+    <w:bookmarkStart w:id="40" w:name="chương-3.-phương-pháp-nghiên-cứu"/>
     <w:p>
       <w:pPr>
         <w:pStyle w:val="Heading2"/>
@@ -768,7 +756,7 @@
         <w:t xml:space="preserve">Chương 3 trình bày thiết kế nghiên cứu, nguồn dữ liệu, đo lường biến, mô hình phân tích và kiểm định độ vững.</w:t>
       </w:r>
     </w:p>
-    <w:bookmarkStart w:id="35" w:name="Xa5501c83aa22d167314914cffe8a72102aacfd7"/>
+    <w:bookmarkStart w:id="35" w:name="thiết-kế-tổng-thể"/>
     <w:p>
       <w:pPr>
         <w:pStyle w:val="Heading3"/>
@@ -802,7 +790,7 @@
       </w:r>
     </w:p>
     <w:bookmarkEnd w:id="35"/>
-    <w:bookmarkStart w:id="36" w:name="Xcbdb1abebc4df7eeb0722d9f8169fa794045fa0"/>
+    <w:bookmarkStart w:id="36" w:name="nguồn-dữ-liệu"/>
     <w:p>
       <w:pPr>
         <w:pStyle w:val="Heading3"/>
@@ -815,7 +803,7 @@
       <w:pPr>
         <w:numPr>
           <w:ilvl w:val="0"/>
-          <w:numId w:val="1006"/>
+          <w:numId w:val="1005"/>
         </w:numPr>
         <w:pStyle w:val="Compact"/>
       </w:pPr>
@@ -834,7 +822,7 @@
       <w:pPr>
         <w:numPr>
           <w:ilvl w:val="0"/>
-          <w:numId w:val="1006"/>
+          <w:numId w:val="1005"/>
         </w:numPr>
         <w:pStyle w:val="Compact"/>
       </w:pPr>
@@ -856,7 +844,7 @@
           <w:bCs/>
           <w:b/>
         </w:rPr>
-        <w:t xml:space="preserve">47–49 nền kinh tế châu Á và Thái Bình Dương</w:t>
+        <w:t xml:space="preserve">45 nền kinh tế châu Á và Thái Bình Dương</w:t>
       </w:r>
       <w:r>
         <w:t xml:space="preserve"> </w:t>
@@ -885,29 +873,29 @@
       <w:pPr>
         <w:numPr>
           <w:ilvl w:val="0"/>
+          <w:numId w:val="1005"/>
+        </w:numPr>
+        <w:pStyle w:val="Compact"/>
+      </w:pPr>
+      <w:r>
+        <w:t xml:space="preserve">Dữ liệu WBES cho phép so sánh chuẩn hóa do các biến doanh thu, lao động, chấp nhận số và obstacles được đo nhất quán giữa các quốc gia và các wave, sau khi hòa hợp 3 thế hệ schema (PICS3 2009–2012, Standardized 2013–2017, BREADY/BEE 2018–2025).</w:t>
+      </w:r>
+    </w:p>
+    <w:bookmarkEnd w:id="36"/>
+    <w:bookmarkStart w:id="37" w:name="đo-lường-biến"/>
+    <w:p>
+      <w:pPr>
+        <w:pStyle w:val="Heading3"/>
+      </w:pPr>
+      <w:r>
+        <w:t xml:space="preserve">3.3 Đo lường biến</w:t>
+      </w:r>
+    </w:p>
+    <w:p>
+      <w:pPr>
+        <w:numPr>
+          <w:ilvl w:val="0"/>
           <w:numId w:val="1006"/>
-        </w:numPr>
-        <w:pStyle w:val="Compact"/>
-      </w:pPr>
-      <w:r>
-        <w:t xml:space="preserve">Dữ liệu WBES cho phép so sánh chuẩn hóa do các biến doanh thu, lao động, chấp nhận số và obstacles được đo nhất quán giữa các quốc gia và các wave, sau khi hòa hợp 3 thế hệ schema (PICS3 2009–2012, Standardized 2013–2017, BREADY/BEE 2018–2025).</w:t>
-      </w:r>
-    </w:p>
-    <w:bookmarkEnd w:id="36"/>
-    <w:bookmarkStart w:id="37" w:name="X0a2916878304aa58aeb50567abbc5259ba51242"/>
-    <w:p>
-      <w:pPr>
-        <w:pStyle w:val="Heading3"/>
-      </w:pPr>
-      <w:r>
-        <w:t xml:space="preserve">3.3 Đo lường biến</w:t>
-      </w:r>
-    </w:p>
-    <w:p>
-      <w:pPr>
-        <w:numPr>
-          <w:ilvl w:val="0"/>
-          <w:numId w:val="1007"/>
         </w:numPr>
         <w:pStyle w:val="Compact"/>
       </w:pPr>
@@ -946,7 +934,7 @@
       <w:pPr>
         <w:numPr>
           <w:ilvl w:val="0"/>
-          <w:numId w:val="1007"/>
+          <w:numId w:val="1006"/>
         </w:numPr>
         <w:pStyle w:val="Compact"/>
       </w:pPr>
@@ -958,7 +946,7 @@
       <w:pPr>
         <w:numPr>
           <w:ilvl w:val="0"/>
-          <w:numId w:val="1007"/>
+          <w:numId w:val="1006"/>
         </w:numPr>
         <w:pStyle w:val="Compact"/>
       </w:pPr>
@@ -970,7 +958,7 @@
       <w:pPr>
         <w:numPr>
           <w:ilvl w:val="0"/>
-          <w:numId w:val="1007"/>
+          <w:numId w:val="1006"/>
         </w:numPr>
         <w:pStyle w:val="Compact"/>
       </w:pPr>
@@ -999,7 +987,7 @@
       <w:pPr>
         <w:numPr>
           <w:ilvl w:val="0"/>
-          <w:numId w:val="1007"/>
+          <w:numId w:val="1006"/>
         </w:numPr>
         <w:pStyle w:val="Compact"/>
       </w:pPr>
@@ -1015,7 +1003,7 @@
       </w:r>
     </w:p>
     <w:bookmarkEnd w:id="37"/>
-    <w:bookmarkStart w:id="38" w:name="Xd77d50b091b2ed22b6b5e4ab46917b297ec7074"/>
+    <w:bookmarkStart w:id="38" w:name="mô-hình-phân-tích"/>
     <w:p>
       <w:pPr>
         <w:pStyle w:val="Heading3"/>
@@ -1028,7 +1016,7 @@
       <w:pPr>
         <w:numPr>
           <w:ilvl w:val="0"/>
-          <w:numId w:val="1008"/>
+          <w:numId w:val="1007"/>
         </w:numPr>
         <w:pStyle w:val="Compact"/>
       </w:pPr>
@@ -1040,7 +1028,7 @@
         <w:t xml:space="preserve">Meta-analysis</w:t>
       </w:r>
       <w:r>
-        <w:t xml:space="preserve">: random-effects model, Fisher's</w:t>
+        <w:t xml:space="preserve">: random-effects model, Fisher’s</w:t>
       </w:r>
       <w:r>
         <w:t xml:space="preserve"> </w:t>
@@ -1061,7 +1049,7 @@
       <w:pPr>
         <w:numPr>
           <w:ilvl w:val="0"/>
-          <w:numId w:val="1008"/>
+          <w:numId w:val="1007"/>
         </w:numPr>
         <w:pStyle w:val="Compact"/>
       </w:pPr>
@@ -1080,7 +1068,7 @@
       <w:pPr>
         <w:numPr>
           <w:ilvl w:val="0"/>
-          <w:numId w:val="1008"/>
+          <w:numId w:val="1007"/>
         </w:numPr>
         <w:pStyle w:val="Compact"/>
       </w:pPr>
@@ -1099,7 +1087,7 @@
       </w:r>
     </w:p>
     <w:bookmarkEnd w:id="38"/>
-    <w:bookmarkStart w:id="39" w:name="X8be9b8b49491f51852c13794a1720d171ee5535"/>
+    <w:bookmarkStart w:id="39" w:name="kiểm-định-độ-vững"/>
     <w:p>
       <w:pPr>
         <w:pStyle w:val="Heading3"/>
@@ -1112,7 +1100,7 @@
       <w:pPr>
         <w:numPr>
           <w:ilvl w:val="0"/>
-          <w:numId w:val="1009"/>
+          <w:numId w:val="1008"/>
         </w:numPr>
         <w:pStyle w:val="Compact"/>
       </w:pPr>
@@ -1124,7 +1112,7 @@
       <w:pPr>
         <w:numPr>
           <w:ilvl w:val="0"/>
-          <w:numId w:val="1009"/>
+          <w:numId w:val="1008"/>
         </w:numPr>
         <w:pStyle w:val="Compact"/>
       </w:pPr>
@@ -1136,7 +1124,7 @@
       <w:pPr>
         <w:numPr>
           <w:ilvl w:val="0"/>
-          <w:numId w:val="1009"/>
+          <w:numId w:val="1008"/>
         </w:numPr>
         <w:pStyle w:val="Compact"/>
       </w:pPr>
@@ -1148,7 +1136,7 @@
       <w:pPr>
         <w:numPr>
           <w:ilvl w:val="0"/>
-          <w:numId w:val="1009"/>
+          <w:numId w:val="1008"/>
         </w:numPr>
         <w:pStyle w:val="Compact"/>
       </w:pPr>
@@ -1160,7 +1148,7 @@
       <w:pPr>
         <w:numPr>
           <w:ilvl w:val="0"/>
-          <w:numId w:val="1009"/>
+          <w:numId w:val="1008"/>
         </w:numPr>
         <w:pStyle w:val="Compact"/>
       </w:pPr>
@@ -1177,7 +1165,7 @@
     </w:p>
     <w:bookmarkEnd w:id="39"/>
     <w:bookmarkEnd w:id="40"/>
-    <w:bookmarkStart w:id="46" w:name="chương-4-kết-quả-nghiên-cứu"/>
+    <w:bookmarkStart w:id="46" w:name="chương-4.-kết-quả-nghiên-cứu"/>
     <w:p>
       <w:pPr>
         <w:pStyle w:val="Heading2"/>
@@ -1194,7 +1182,7 @@
         <w:t xml:space="preserve">Chương 4 trình bày kết quả ở ba cấp độ: meta-analysis, country-level empirical, multi-country empirical, cùng với boundary case và robustness.</w:t>
       </w:r>
     </w:p>
-    <w:bookmarkStart w:id="41" w:name="Xa5295838c1d80cf2cd6720f0e9e3b5b60a194bc"/>
+    <w:bookmarkStart w:id="41" w:name="kết-quả-meta-analysis-cập-nhật-19822026"/>
     <w:p>
       <w:pPr>
         <w:pStyle w:val="Heading3"/>
@@ -1207,7 +1195,7 @@
       <w:pPr>
         <w:numPr>
           <w:ilvl w:val="0"/>
-          <w:numId w:val="1010"/>
+          <w:numId w:val="1009"/>
         </w:numPr>
         <w:pStyle w:val="Compact"/>
       </w:pPr>
@@ -1219,7 +1207,7 @@
       <w:pPr>
         <w:numPr>
           <w:ilvl w:val="0"/>
-          <w:numId w:val="1010"/>
+          <w:numId w:val="1009"/>
         </w:numPr>
         <w:pStyle w:val="Compact"/>
       </w:pPr>
@@ -1259,53 +1247,53 @@
       <w:pPr>
         <w:numPr>
           <w:ilvl w:val="0"/>
+          <w:numId w:val="1009"/>
+        </w:numPr>
+        <w:pStyle w:val="Compact"/>
+      </w:pPr>
+      <w:r>
+        <w:t xml:space="preserve">Subgroup analysis theo quốc gia, ngành, loại thước đo performance, loại thước đo internationalization.</w:t>
+      </w:r>
+    </w:p>
+    <w:p>
+      <w:pPr>
+        <w:numPr>
+          <w:ilvl w:val="0"/>
+          <w:numId w:val="1009"/>
+        </w:numPr>
+        <w:pStyle w:val="Compact"/>
+      </w:pPr>
+      <w:r>
+        <w:t xml:space="preserve">Publication-bias tests và trim-and-fill nhằm bảo đảm độ tin cậy.</w:t>
+      </w:r>
+    </w:p>
+    <w:p>
+      <w:pPr>
+        <w:numPr>
+          <w:ilvl w:val="0"/>
+          <w:numId w:val="1009"/>
+        </w:numPr>
+        <w:pStyle w:val="Compact"/>
+      </w:pPr>
+      <w:r>
+        <w:t xml:space="preserve">So sánh với các meta-analyses trước (Bausch &amp; Krist, 2007; Kirca et al., 2012; Marano et al., 2016; Wu et al., 2022) và benchmark với pool 17 nước châu Á trong Đỗ và Phan (2026 — VEFR).</w:t>
+      </w:r>
+    </w:p>
+    <w:bookmarkEnd w:id="41"/>
+    <w:bookmarkStart w:id="42" w:name="bằng-chứng-theo-bối-cảnh-quốc-gia"/>
+    <w:p>
+      <w:pPr>
+        <w:pStyle w:val="Heading3"/>
+      </w:pPr>
+      <w:r>
+        <w:t xml:space="preserve">4.2 Bằng chứng theo bối cảnh quốc gia</w:t>
+      </w:r>
+    </w:p>
+    <w:p>
+      <w:pPr>
+        <w:numPr>
+          <w:ilvl w:val="0"/>
           <w:numId w:val="1010"/>
-        </w:numPr>
-        <w:pStyle w:val="Compact"/>
-      </w:pPr>
-      <w:r>
-        <w:t xml:space="preserve">Subgroup analysis theo quốc gia, ngành, loại thước đo performance, loại thước đo internationalization.</w:t>
-      </w:r>
-    </w:p>
-    <w:p>
-      <w:pPr>
-        <w:numPr>
-          <w:ilvl w:val="0"/>
-          <w:numId w:val="1010"/>
-        </w:numPr>
-        <w:pStyle w:val="Compact"/>
-      </w:pPr>
-      <w:r>
-        <w:t xml:space="preserve">Publication-bias tests và trim-and-fill nhằm bảo đảm độ tin cậy.</w:t>
-      </w:r>
-    </w:p>
-    <w:p>
-      <w:pPr>
-        <w:numPr>
-          <w:ilvl w:val="0"/>
-          <w:numId w:val="1010"/>
-        </w:numPr>
-        <w:pStyle w:val="Compact"/>
-      </w:pPr>
-      <w:r>
-        <w:t xml:space="preserve">So sánh với các meta-analyses trước (Bausch &amp; Krist, 2007; Kirca et al., 2012; Marano et al., 2016; Wu et al., 2022) và benchmark với pool 17 nước châu Á trong Đỗ và Phan (2026 — VEFR).</w:t>
-      </w:r>
-    </w:p>
-    <w:bookmarkEnd w:id="41"/>
-    <w:bookmarkStart w:id="42" w:name="Xc1c3783bc883b0cd24e2569fa0d1f12eb83a87e"/>
-    <w:p>
-      <w:pPr>
-        <w:pStyle w:val="Heading3"/>
-      </w:pPr>
-      <w:r>
-        <w:t xml:space="preserve">4.2 Bằng chứng theo bối cảnh quốc gia</w:t>
-      </w:r>
-    </w:p>
-    <w:p>
-      <w:pPr>
-        <w:numPr>
-          <w:ilvl w:val="0"/>
-          <w:numId w:val="1011"/>
         </w:numPr>
         <w:pStyle w:val="Compact"/>
       </w:pPr>
@@ -1324,7 +1312,7 @@
       <w:pPr>
         <w:numPr>
           <w:ilvl w:val="0"/>
-          <w:numId w:val="1011"/>
+          <w:numId w:val="1010"/>
         </w:numPr>
         <w:pStyle w:val="Compact"/>
       </w:pPr>
@@ -1343,7 +1331,7 @@
       <w:pPr>
         <w:numPr>
           <w:ilvl w:val="0"/>
-          <w:numId w:val="1011"/>
+          <w:numId w:val="1010"/>
         </w:numPr>
         <w:pStyle w:val="Compact"/>
       </w:pPr>
@@ -1359,7 +1347,7 @@
       </w:r>
     </w:p>
     <w:bookmarkEnd w:id="42"/>
-    <w:bookmarkStart w:id="43" w:name="X88f5cb859ca78fdd234ed85f2ecfaaaa49840e3"/>
+    <w:bookmarkStart w:id="43" w:name="kết-quả-phân-tích-đa-quốc-gia-capstone"/>
     <w:p>
       <w:pPr>
         <w:pStyle w:val="Heading3"/>
@@ -1372,12 +1360,70 @@
       <w:pPr>
         <w:numPr>
           <w:ilvl w:val="0"/>
+          <w:numId w:val="1011"/>
+        </w:numPr>
+        <w:pStyle w:val="Compact"/>
+      </w:pPr>
+      <w:r>
+        <w:t xml:space="preserve">Pooled regression trên 45 nền kinh tế châu Á và Thái Bình Dương (N=82,302–98,658 doanh nghiệp, 98 country-year waves), mở rộng từ pool 17 nước (Đỗ &amp; Phan, 2026 — VEFR).</w:t>
+      </w:r>
+    </w:p>
+    <w:p>
+      <w:pPr>
+        <w:numPr>
+          <w:ilvl w:val="0"/>
+          <w:numId w:val="1011"/>
+        </w:numPr>
+        <w:pStyle w:val="Compact"/>
+      </w:pPr>
+      <w:r>
+        <w:t xml:space="preserve">Kiểm định phi tuyến tổng hợp.</w:t>
+      </w:r>
+    </w:p>
+    <w:p>
+      <w:pPr>
+        <w:numPr>
+          <w:ilvl w:val="0"/>
+          <w:numId w:val="1011"/>
+        </w:numPr>
+        <w:pStyle w:val="Compact"/>
+      </w:pPr>
+      <w:r>
+        <w:t xml:space="preserve">Subgroup analysis theo sub-regime ICRV (Khanna &amp; Palepu, 2010).</w:t>
+      </w:r>
+    </w:p>
+    <w:p>
+      <w:pPr>
+        <w:numPr>
+          <w:ilvl w:val="0"/>
+          <w:numId w:val="1011"/>
+        </w:numPr>
+        <w:pStyle w:val="Compact"/>
+      </w:pPr>
+      <w:r>
+        <w:t xml:space="preserve">Three-way moderation: digital × institutional × top manager.</w:t>
+      </w:r>
+    </w:p>
+    <w:bookmarkEnd w:id="43"/>
+    <w:bookmarkStart w:id="44" w:name="phân-tích-moderation-và-boundary-case"/>
+    <w:p>
+      <w:pPr>
+        <w:pStyle w:val="Heading3"/>
+      </w:pPr>
+      <w:r>
+        <w:t xml:space="preserve">4.4 Phân tích moderation và boundary case</w:t>
+      </w:r>
+    </w:p>
+    <w:p>
+      <w:pPr>
+        <w:numPr>
+          <w:ilvl w:val="0"/>
           <w:numId w:val="1012"/>
         </w:numPr>
         <w:pStyle w:val="Compact"/>
       </w:pPr>
       <w:r>
-        <w:t xml:space="preserve">Pooled regression trên 47–49 nền kinh tế châu Á và Thái Bình Dương (N=84,910–91,982 doanh nghiệp, 102 country-year waves), mở rộng từ pool 17 nước (Đỗ &amp; Phan, 2026 — VEFR).</w:t>
+        <w:t xml:space="preserve">Vai trò điều tiết của thể chế (khoảng trống thể chế, rào cản kinh doanh, nhóm con chế độ ICRV).</w:t>
       </w:r>
     </w:p>
     <w:p>
@@ -1389,7 +1435,7 @@
         <w:pStyle w:val="Compact"/>
       </w:pPr>
       <w:r>
-        <w:t xml:space="preserve">Kiểm định phi tuyến tổng hợp.</w:t>
+        <w:t xml:space="preserve">Vai trò điều tiết của các cấu trúc số (năng lực công nghệ TCI so với áp dụng số DAI): kiểm định tính không chồng lấn (non-overlapping) và hiệu ứng lá chắn số (digital shield) mở rộng (Đỗ &amp; Phan, 2026 — VEFR).</w:t>
       </w:r>
     </w:p>
     <w:p>
@@ -1401,7 +1447,7 @@
         <w:pStyle w:val="Compact"/>
       </w:pPr>
       <w:r>
-        <w:t xml:space="preserve">Subgroup analysis theo sub-regime ICRV (Khanna &amp; Palepu, 2010).</w:t>
+        <w:t xml:space="preserve">Vai trò điều tiết của top manager characteristics (experience, gender) (Hambrick &amp; Mason, 1984; Hsu et al., 2013).</w:t>
       </w:r>
     </w:p>
     <w:p>
@@ -1409,64 +1455,6 @@
         <w:numPr>
           <w:ilvl w:val="0"/>
           <w:numId w:val="1012"/>
-        </w:numPr>
-        <w:pStyle w:val="Compact"/>
-      </w:pPr>
-      <w:r>
-        <w:t xml:space="preserve">Three-way moderation: digital × institutional × top manager.</w:t>
-      </w:r>
-    </w:p>
-    <w:bookmarkEnd w:id="43"/>
-    <w:bookmarkStart w:id="44" w:name="Xcd297d43d047b8fe1f61628325df416acc8bdbb"/>
-    <w:p>
-      <w:pPr>
-        <w:pStyle w:val="Heading3"/>
-      </w:pPr>
-      <w:r>
-        <w:t xml:space="preserve">4.4 Phân tích moderation và boundary case</w:t>
-      </w:r>
-    </w:p>
-    <w:p>
-      <w:pPr>
-        <w:numPr>
-          <w:ilvl w:val="0"/>
-          <w:numId w:val="1013"/>
-        </w:numPr>
-        <w:pStyle w:val="Compact"/>
-      </w:pPr>
-      <w:r>
-        <w:t xml:space="preserve">Vai trò điều tiết của thể chế (institutional voids, business obstacles, sub-regime ICRV).</w:t>
-      </w:r>
-    </w:p>
-    <w:p>
-      <w:pPr>
-        <w:numPr>
-          <w:ilvl w:val="0"/>
-          <w:numId w:val="1013"/>
-        </w:numPr>
-        <w:pStyle w:val="Compact"/>
-      </w:pPr>
-      <w:r>
-        <w:t xml:space="preserve">Vai trò điều tiết của digital constructs (TCI vs DAI) — kiểm định non-overlapping property và digital shield effect mở rộng (Đỗ &amp; Phan, 2026 — VEFR).</w:t>
-      </w:r>
-    </w:p>
-    <w:p>
-      <w:pPr>
-        <w:numPr>
-          <w:ilvl w:val="0"/>
-          <w:numId w:val="1013"/>
-        </w:numPr>
-        <w:pStyle w:val="Compact"/>
-      </w:pPr>
-      <w:r>
-        <w:t xml:space="preserve">Vai trò điều tiết của top manager characteristics (experience, gender) (Hambrick &amp; Mason, 1984; Hsu et al., 2013).</w:t>
-      </w:r>
-    </w:p>
-    <w:p>
-      <w:pPr>
-        <w:numPr>
-          <w:ilvl w:val="0"/>
-          <w:numId w:val="1013"/>
         </w:numPr>
         <w:pStyle w:val="Compact"/>
       </w:pPr>
@@ -1485,7 +1473,7 @@
       </w:r>
     </w:p>
     <w:bookmarkEnd w:id="44"/>
-    <w:bookmarkStart w:id="45" w:name="Xe9facf4b4e6dad27c411af3ee4112e67668cfd1"/>
+    <w:bookmarkStart w:id="45" w:name="X3cd26ca421ee7c3764f5000444e0442350018dd"/>
     <w:p>
       <w:pPr>
         <w:pStyle w:val="Heading3"/>
@@ -1498,7 +1486,7 @@
       <w:pPr>
         <w:numPr>
           <w:ilvl w:val="0"/>
-          <w:numId w:val="1014"/>
+          <w:numId w:val="1013"/>
         </w:numPr>
         <w:pStyle w:val="Compact"/>
       </w:pPr>
@@ -1510,7 +1498,7 @@
       <w:pPr>
         <w:numPr>
           <w:ilvl w:val="0"/>
-          <w:numId w:val="1014"/>
+          <w:numId w:val="1013"/>
         </w:numPr>
         <w:pStyle w:val="Compact"/>
       </w:pPr>
@@ -1522,7 +1510,7 @@
       <w:pPr>
         <w:numPr>
           <w:ilvl w:val="0"/>
-          <w:numId w:val="1014"/>
+          <w:numId w:val="1013"/>
         </w:numPr>
         <w:pStyle w:val="Compact"/>
       </w:pPr>
@@ -1534,7 +1522,7 @@
       <w:pPr>
         <w:numPr>
           <w:ilvl w:val="0"/>
-          <w:numId w:val="1014"/>
+          <w:numId w:val="1013"/>
         </w:numPr>
         <w:pStyle w:val="Compact"/>
       </w:pPr>
@@ -1553,7 +1541,7 @@
       <w:pPr>
         <w:numPr>
           <w:ilvl w:val="0"/>
-          <w:numId w:val="1014"/>
+          <w:numId w:val="1013"/>
         </w:numPr>
         <w:pStyle w:val="Compact"/>
       </w:pPr>
@@ -1570,7 +1558,7 @@
     </w:p>
     <w:bookmarkEnd w:id="45"/>
     <w:bookmarkEnd w:id="46"/>
-    <w:bookmarkStart w:id="52" w:name="chương-5-thảo-luận-và-kết-luận"/>
+    <w:bookmarkStart w:id="52" w:name="chương-5.-thảo-luận-và-kết-luận"/>
     <w:p>
       <w:pPr>
         <w:pStyle w:val="Heading2"/>
@@ -1587,7 +1575,7 @@
         <w:t xml:space="preserve">Chương 5 tích hợp các phát hiện từ Ch.4 vào khung lý thuyết đa tầng ở Ch.2, từ đó rút ra đóng góp, hàm ý và hướng nghiên cứu tiếp theo.</w:t>
       </w:r>
     </w:p>
-    <w:bookmarkStart w:id="47" w:name="X909baf19ddc2403a008837b00a47fa0f0868eb7"/>
+    <w:bookmarkStart w:id="47" w:name="thảo-luận-tích-hợp"/>
     <w:p>
       <w:pPr>
         <w:pStyle w:val="Heading3"/>
@@ -1600,12 +1588,58 @@
       <w:pPr>
         <w:numPr>
           <w:ilvl w:val="0"/>
+          <w:numId w:val="1014"/>
+        </w:numPr>
+        <w:pStyle w:val="Compact"/>
+      </w:pPr>
+      <w:r>
+        <w:t xml:space="preserve">Đối chiếu kết quả ba cấp (meta, country, multi-country) với hệ giả thuyết H1–H6.</w:t>
+      </w:r>
+    </w:p>
+    <w:p>
+      <w:pPr>
+        <w:numPr>
+          <w:ilvl w:val="0"/>
+          <w:numId w:val="1014"/>
+        </w:numPr>
+        <w:pStyle w:val="Compact"/>
+      </w:pPr>
+      <w:r>
+        <w:t xml:space="preserve">Trả lời RQ1–RQ4.</w:t>
+      </w:r>
+    </w:p>
+    <w:p>
+      <w:pPr>
+        <w:numPr>
+          <w:ilvl w:val="0"/>
+          <w:numId w:val="1014"/>
+        </w:numPr>
+        <w:pStyle w:val="Compact"/>
+      </w:pPr>
+      <w:r>
+        <w:t xml:space="preserve">Làm rõ điểm hội tụ và điểm khác biệt giữa bằng chứng meta và bằng chứng châu Á (cộng boundary case Pacific SIDS).</w:t>
+      </w:r>
+    </w:p>
+    <w:bookmarkEnd w:id="47"/>
+    <w:bookmarkStart w:id="48" w:name="đóng-góp-lý-thuyết"/>
+    <w:p>
+      <w:pPr>
+        <w:pStyle w:val="Heading3"/>
+      </w:pPr>
+      <w:r>
+        <w:t xml:space="preserve">5.2 Đóng góp lý thuyết</w:t>
+      </w:r>
+    </w:p>
+    <w:p>
+      <w:pPr>
+        <w:numPr>
+          <w:ilvl w:val="0"/>
           <w:numId w:val="1015"/>
         </w:numPr>
         <w:pStyle w:val="Compact"/>
       </w:pPr>
       <w:r>
-        <w:t xml:space="preserve">Đối chiếu kết quả ba cấp (meta, country, multi-country) với hệ giả thuyết H1–H6.</w:t>
+        <w:t xml:space="preserve">Khung tích hợp đa tầng cho I–P relationship.</w:t>
       </w:r>
     </w:p>
     <w:p>
@@ -1617,7 +1651,7 @@
         <w:pStyle w:val="Compact"/>
       </w:pPr>
       <w:r>
-        <w:t xml:space="preserve">Trả lời RQ1–RQ4.</w:t>
+        <w:t xml:space="preserve">Tái định vị Uppsala cho kỷ nguyên AI (Banalieva &amp; Dhanaraj, 2019; Yang et al., 2025).</w:t>
       </w:r>
     </w:p>
     <w:p>
@@ -1629,17 +1663,59 @@
         <w:pStyle w:val="Compact"/>
       </w:pPr>
       <w:r>
-        <w:t xml:space="preserve">Làm rõ điểm hội tụ và điểm khác biệt giữa bằng chứng meta và bằng chứng châu Á (cộng boundary case Pacific SIDS).</w:t>
-      </w:r>
-    </w:p>
-    <w:bookmarkEnd w:id="47"/>
-    <w:bookmarkStart w:id="48" w:name="X4b528dd371e1ee318b8da51b730d2d8f4ebfa6c"/>
+        <w:t xml:space="preserve">Phân tách technological capability vs digital adoption.</w:t>
+      </w:r>
+    </w:p>
+    <w:p>
+      <w:pPr>
+        <w:numPr>
+          <w:ilvl w:val="0"/>
+          <w:numId w:val="1015"/>
+        </w:numPr>
+        <w:pStyle w:val="Compact"/>
+      </w:pPr>
+      <w:r>
+        <w:t xml:space="preserve">Bằng chứng moderator hierarchy: institutional → capability → managerial.</w:t>
+      </w:r>
+    </w:p>
+    <w:p>
+      <w:pPr>
+        <w:numPr>
+          <w:ilvl w:val="0"/>
+          <w:numId w:val="1015"/>
+        </w:numPr>
+        <w:pStyle w:val="Compact"/>
+      </w:pPr>
+      <w:r>
+        <w:t xml:space="preserve">Bằng chứng</w:t>
+      </w:r>
+      <w:r>
+        <w:t xml:space="preserve"> </w:t>
+      </w:r>
+      <w:r>
+        <w:t xml:space="preserve">“</w:t>
+      </w:r>
+      <w:r>
+        <w:t xml:space="preserve">digital shield effect</w:t>
+      </w:r>
+      <w:r>
+        <w:t xml:space="preserve">”</w:t>
+      </w:r>
+      <w:r>
+        <w:t xml:space="preserve"> </w:t>
+      </w:r>
+      <w:r>
+        <w:t xml:space="preserve">mở rộng từ 17 nước (Đỗ &amp; Phan, 2026 — VEFR).</w:t>
+      </w:r>
+    </w:p>
+    <w:bookmarkEnd w:id="48"/>
+    <w:bookmarkStart w:id="49" w:name="hàm-ý-quản-trị-và-chính-sách"/>
     <w:p>
       <w:pPr>
         <w:pStyle w:val="Heading3"/>
       </w:pPr>
       <w:r>
-        <w:t xml:space="preserve">5.2 Đóng góp lý thuyết</w:t>
+        <w:t xml:space="preserve">5.3 Hàm ý quản trị và chính sách</w:t>
       </w:r>
     </w:p>
     <w:p>
@@ -1651,7 +1727,7 @@
         <w:pStyle w:val="Compact"/>
       </w:pPr>
       <w:r>
-        <w:t xml:space="preserve">Khung tích hợp đa tầng cho I–P relationship.</w:t>
+        <w:t xml:space="preserve">Doanh nghiệp: ngưỡng tối ưu ~47,8% FSTS (China context, Đỗ &amp; Phan, 2026 — JFAR), đầu tư digital, lựa chọn nhà quản trị.</w:t>
       </w:r>
     </w:p>
     <w:p>
@@ -1663,53 +1739,17 @@
         <w:pStyle w:val="Compact"/>
       </w:pPr>
       <w:r>
-        <w:t xml:space="preserve">Tái định vị Uppsala cho kỷ nguyên AI (Banalieva &amp; Dhanaraj, 2019; Yang et al., 2025).</w:t>
-      </w:r>
-    </w:p>
-    <w:p>
-      <w:pPr>
-        <w:numPr>
-          <w:ilvl w:val="0"/>
-          <w:numId w:val="1016"/>
-        </w:numPr>
-        <w:pStyle w:val="Compact"/>
-      </w:pPr>
-      <w:r>
-        <w:t xml:space="preserve">Phân tách technological capability vs digital adoption.</w:t>
-      </w:r>
-    </w:p>
-    <w:p>
-      <w:pPr>
-        <w:numPr>
-          <w:ilvl w:val="0"/>
-          <w:numId w:val="1016"/>
-        </w:numPr>
-        <w:pStyle w:val="Compact"/>
-      </w:pPr>
-      <w:r>
-        <w:t xml:space="preserve">Bằng chứng moderator hierarchy: institutional → capability → managerial.</w:t>
-      </w:r>
-    </w:p>
-    <w:p>
-      <w:pPr>
-        <w:numPr>
-          <w:ilvl w:val="0"/>
-          <w:numId w:val="1016"/>
-        </w:numPr>
-        <w:pStyle w:val="Compact"/>
-      </w:pPr>
-      <w:r>
-        <w:t xml:space="preserve">Bằng chứng "digital shield effect" mở rộng từ 17 nước (Đỗ &amp; Phan, 2026 — VEFR).</w:t>
-      </w:r>
-    </w:p>
-    <w:bookmarkEnd w:id="48"/>
-    <w:bookmarkStart w:id="49" w:name="Xf5030cadfa1756304157346d144e6a48e78824d"/>
+        <w:t xml:space="preserve">Nhà hoạch định chính sách: cải cách thể chế và hỗ trợ chuyển đổi số có chọn lọc.</w:t>
+      </w:r>
+    </w:p>
+    <w:bookmarkEnd w:id="49"/>
+    <w:bookmarkStart w:id="50" w:name="hạn-chế"/>
     <w:p>
       <w:pPr>
         <w:pStyle w:val="Heading3"/>
       </w:pPr>
       <w:r>
-        <w:t xml:space="preserve">5.3 Hàm ý quản trị và chính sách</w:t>
+        <w:t xml:space="preserve">5.4 Hạn chế</w:t>
       </w:r>
     </w:p>
     <w:p>
@@ -1721,7 +1761,7 @@
         <w:pStyle w:val="Compact"/>
       </w:pPr>
       <w:r>
-        <w:t xml:space="preserve">Doanh nghiệp: ngưỡng tối ưu ~47,8% FSTS (China context, Đỗ &amp; Phan, 2026 — JFAR), đầu tư digital, lựa chọn nhà quản trị.</w:t>
+        <w:t xml:space="preserve">Dữ liệu WBES không phải panel; giới hạn suy luận nhân quả.</w:t>
       </w:r>
     </w:p>
     <w:p>
@@ -1733,17 +1773,29 @@
         <w:pStyle w:val="Compact"/>
       </w:pPr>
       <w:r>
-        <w:t xml:space="preserve">Nhà hoạch định chính sách: cải cách thể chế và hỗ trợ chuyển đổi số có chọn lọc.</w:t>
-      </w:r>
-    </w:p>
-    <w:bookmarkEnd w:id="49"/>
-    <w:bookmarkStart w:id="50" w:name="Xfc1c5e78a7e080089faa2d1cfebca876605dbb8"/>
+        <w:t xml:space="preserve">Không bao gồm Nhật Bản.</w:t>
+      </w:r>
+    </w:p>
+    <w:p>
+      <w:pPr>
+        <w:numPr>
+          <w:ilvl w:val="0"/>
+          <w:numId w:val="1017"/>
+        </w:numPr>
+        <w:pStyle w:val="Compact"/>
+      </w:pPr>
+      <w:r>
+        <w:t xml:space="preserve">WBES không đo trực tiếp AI capability; digital constructs phải dùng proxies (Verhoef et al., 2021).</w:t>
+      </w:r>
+    </w:p>
+    <w:bookmarkEnd w:id="50"/>
+    <w:bookmarkStart w:id="51" w:name="hướng-nghiên-cứu-tiếp-theo"/>
     <w:p>
       <w:pPr>
         <w:pStyle w:val="Heading3"/>
       </w:pPr>
       <w:r>
-        <w:t xml:space="preserve">5.4 Hạn chế</w:t>
+        <w:t xml:space="preserve">5.5 Hướng nghiên cứu tiếp theo</w:t>
       </w:r>
     </w:p>
     <w:p>
@@ -1755,7 +1807,7 @@
         <w:pStyle w:val="Compact"/>
       </w:pPr>
       <w:r>
-        <w:t xml:space="preserve">Dữ liệu WBES không phải panel; giới hạn suy luận nhân quả.</w:t>
+        <w:t xml:space="preserve">Causal identification (instrumental variables, natural experiments).</w:t>
       </w:r>
     </w:p>
     <w:p>
@@ -1767,7 +1819,7 @@
         <w:pStyle w:val="Compact"/>
       </w:pPr>
       <w:r>
-        <w:t xml:space="preserve">Không bao gồm Nhật Bản.</w:t>
+        <w:t xml:space="preserve">Longitudinal panel nếu dữ liệu cho phép.</w:t>
       </w:r>
     </w:p>
     <w:p>
@@ -1779,52 +1831,6 @@
         <w:pStyle w:val="Compact"/>
       </w:pPr>
       <w:r>
-        <w:t xml:space="preserve">WBES không đo trực tiếp AI capability; digital constructs phải dùng proxies (Verhoef et al., 2021).</w:t>
-      </w:r>
-    </w:p>
-    <w:bookmarkEnd w:id="50"/>
-    <w:bookmarkStart w:id="51" w:name="X7f9e26588526f8e563cf34a2d7e9257041ac8c1"/>
-    <w:p>
-      <w:pPr>
-        <w:pStyle w:val="Heading3"/>
-      </w:pPr>
-      <w:r>
-        <w:t xml:space="preserve">5.5 Hướng nghiên cứu tiếp theo</w:t>
-      </w:r>
-    </w:p>
-    <w:p>
-      <w:pPr>
-        <w:numPr>
-          <w:ilvl w:val="0"/>
-          <w:numId w:val="1019"/>
-        </w:numPr>
-        <w:pStyle w:val="Compact"/>
-      </w:pPr>
-      <w:r>
-        <w:t xml:space="preserve">Causal identification (instrumental variables, natural experiments).</w:t>
-      </w:r>
-    </w:p>
-    <w:p>
-      <w:pPr>
-        <w:numPr>
-          <w:ilvl w:val="0"/>
-          <w:numId w:val="1019"/>
-        </w:numPr>
-        <w:pStyle w:val="Compact"/>
-      </w:pPr>
-      <w:r>
-        <w:t xml:space="preserve">Longitudinal panel nếu dữ liệu cho phép.</w:t>
-      </w:r>
-    </w:p>
-    <w:p>
-      <w:pPr>
-        <w:numPr>
-          <w:ilvl w:val="0"/>
-          <w:numId w:val="1019"/>
-        </w:numPr>
-        <w:pStyle w:val="Compact"/>
-      </w:pPr>
-      <w:r>
         <w:t xml:space="preserve">Regime-based comparison sâu hơn theo sub-regime ICRV.</w:t>
       </w:r>
     </w:p>
@@ -1832,7 +1838,7 @@
       <w:pPr>
         <w:numPr>
           <w:ilvl w:val="0"/>
-          <w:numId w:val="1019"/>
+          <w:numId w:val="1018"/>
         </w:numPr>
         <w:pStyle w:val="Compact"/>
       </w:pPr>
@@ -1862,7 +1868,7 @@
       <w:pPr>
         <w:numPr>
           <w:ilvl w:val="0"/>
-          <w:numId w:val="1020"/>
+          <w:numId w:val="1019"/>
         </w:numPr>
         <w:pStyle w:val="Compact"/>
       </w:pPr>
@@ -1874,7 +1880,7 @@
       <w:pPr>
         <w:numPr>
           <w:ilvl w:val="0"/>
-          <w:numId w:val="1020"/>
+          <w:numId w:val="1019"/>
         </w:numPr>
         <w:pStyle w:val="Compact"/>
       </w:pPr>
@@ -1886,7 +1892,7 @@
       <w:pPr>
         <w:numPr>
           <w:ilvl w:val="0"/>
-          <w:numId w:val="1020"/>
+          <w:numId w:val="1019"/>
         </w:numPr>
         <w:pStyle w:val="Compact"/>
       </w:pPr>
@@ -1898,7 +1904,7 @@
       <w:pPr>
         <w:numPr>
           <w:ilvl w:val="0"/>
-          <w:numId w:val="1020"/>
+          <w:numId w:val="1019"/>
         </w:numPr>
         <w:pStyle w:val="Compact"/>
       </w:pPr>
@@ -1910,7 +1916,7 @@
       <w:pPr>
         <w:numPr>
           <w:ilvl w:val="0"/>
-          <w:numId w:val="1020"/>
+          <w:numId w:val="1019"/>
         </w:numPr>
         <w:pStyle w:val="Compact"/>
       </w:pPr>
@@ -2177,9 +2183,6 @@
   <w:num w:numId="1019">
     <w:abstractNumId w:val="991"/>
   </w:num>
-  <w:num w:numId="1020">
-    <w:abstractNumId w:val="991"/>
-  </w:num>
 </w:numbering>
 </file>
 
@@ -2205,7 +2208,7 @@
     <w:name w:val="Normal"/>
     <w:qFormat/>
     <w:pPr>
-      <w:spacing w:line="360" w:lineRule="auto"/>
+      <w:spacing w:line="288" w:lineRule="auto"/>
       <w:jc w:val="both"/>
     </w:pPr>
     <w:rPr>
@@ -2219,7 +2222,7 @@
     <w:basedOn w:val="Normal"/>
     <w:link w:val="BodyTextChar"/>
     <w:pPr>
-      <w:spacing w:after="180" w:before="180" w:line="360" w:lineRule="auto"/>
+      <w:spacing w:after="180" w:before="180" w:line="288" w:lineRule="auto"/>
       <w:jc w:val="both"/>
     </w:pPr>
     <w:qFormat/>
@@ -2235,7 +2238,7 @@
     <w:next w:val="BodyText"/>
     <w:qFormat/>
     <w:pPr>
-      <w:spacing w:line="360" w:lineRule="auto"/>
+      <w:spacing w:line="288" w:lineRule="auto"/>
       <w:jc w:val="both"/>
     </w:pPr>
     <w:rPr>
@@ -2249,7 +2252,7 @@
     <w:basedOn w:val="BodyText"/>
     <w:qFormat/>
     <w:pPr>
-      <w:spacing w:after="36" w:before="36" w:line="360" w:lineRule="auto"/>
+      <w:spacing w:after="36" w:before="36" w:line="288" w:lineRule="auto"/>
       <w:jc w:val="both"/>
     </w:pPr>
     <w:rPr>
@@ -2266,7 +2269,7 @@
     <w:pPr>
       <w:keepNext/>
       <w:keepLines/>
-      <w:spacing w:after="240" w:before="480" w:line="360" w:lineRule="auto"/>
+      <w:spacing w:after="240" w:before="480" w:line="288" w:lineRule="auto"/>
       <w:jc w:val="both"/>
     </w:pPr>
     <w:rPr>
@@ -2286,7 +2289,7 @@
     <w:pPr>
       <w:keepNext/>
       <w:keepLines/>
-      <w:spacing w:after="240" w:before="240" w:line="360" w:lineRule="auto"/>
+      <w:spacing w:after="240" w:before="240" w:line="288" w:lineRule="auto"/>
       <w:jc w:val="both"/>
     </w:pPr>
     <w:rPr>
@@ -2303,7 +2306,7 @@
     <w:pPr>
       <w:keepNext/>
       <w:keepLines/>
-      <w:spacing w:line="360" w:lineRule="auto"/>
+      <w:spacing w:line="288" w:lineRule="auto"/>
       <w:jc w:val="both"/>
     </w:pPr>
     <w:rPr>
@@ -2319,7 +2322,7 @@
     <w:pPr>
       <w:keepNext/>
       <w:keepLines/>
-      <w:spacing w:line="360" w:lineRule="auto"/>
+      <w:spacing w:line="288" w:lineRule="auto"/>
       <w:jc w:val="both"/>
     </w:pPr>
     <w:rPr>
@@ -2337,7 +2340,7 @@
       <w:keepNext/>
       <w:keepLines/>
       <w:jc w:val="both"/>
-      <w:spacing w:after="0" w:before="300" w:line="360" w:lineRule="auto"/>
+      <w:spacing w:after="0" w:before="300" w:line="288" w:lineRule="auto"/>
     </w:pPr>
     <w:rPr>
       <w:color w:val="000000"/>
@@ -2355,7 +2358,7 @@
     <w:pPr>
       <w:keepNext/>
       <w:keepLines/>
-      <w:spacing w:after="300" w:before="100" w:line="360" w:lineRule="auto"/>
+      <w:spacing w:after="300" w:before="100" w:line="288" w:lineRule="auto"/>
       <w:jc w:val="both"/>
     </w:pPr>
     <w:rPr>
@@ -2371,7 +2374,7 @@
     <w:next w:val="Bibliography"/>
     <w:qFormat/>
     <w:pPr>
-      <w:spacing w:line="360" w:lineRule="auto"/>
+      <w:spacing w:line="288" w:lineRule="auto"/>
       <w:jc w:val="both"/>
     </w:pPr>
     <w:rPr>
@@ -2389,7 +2392,7 @@
     <w:pPr>
       <w:keepNext/>
       <w:keepLines/>
-      <w:spacing w:after="0" w:before="480" w:line="360" w:lineRule="auto"/>
+      <w:spacing w:after="0" w:before="480" w:line="288" w:lineRule="auto"/>
       <w:jc w:val="both"/>
       <w:outlineLvl w:val="0"/>
     </w:pPr>
@@ -2412,7 +2415,7 @@
     <w:pPr>
       <w:keepNext/>
       <w:keepLines/>
-      <w:spacing w:after="0" w:before="200" w:line="360" w:lineRule="auto"/>
+      <w:spacing w:after="0" w:before="200" w:line="288" w:lineRule="auto"/>
       <w:jc w:val="both"/>
       <w:outlineLvl w:val="1"/>
     </w:pPr>
@@ -2435,7 +2438,7 @@
     <w:pPr>
       <w:keepNext/>
       <w:keepLines/>
-      <w:spacing w:after="0" w:before="200" w:line="360" w:lineRule="auto"/>
+      <w:spacing w:after="0" w:before="200" w:line="288" w:lineRule="auto"/>
       <w:jc w:val="both"/>
       <w:outlineLvl w:val="2"/>
     </w:pPr>
@@ -2458,7 +2461,7 @@
     <w:pPr>
       <w:keepNext/>
       <w:keepLines/>
-      <w:spacing w:after="0" w:before="200" w:line="360" w:lineRule="auto"/>
+      <w:spacing w:after="0" w:before="200" w:line="288" w:lineRule="auto"/>
       <w:jc w:val="both"/>
       <w:outlineLvl w:val="3"/>
     </w:pPr>
@@ -2481,7 +2484,7 @@
     <w:pPr>
       <w:keepNext/>
       <w:keepLines/>
-      <w:spacing w:after="0" w:before="200" w:line="360" w:lineRule="auto"/>
+      <w:spacing w:after="0" w:before="200" w:line="288" w:lineRule="auto"/>
       <w:jc w:val="both"/>
       <w:outlineLvl w:val="4"/>
     </w:pPr>
@@ -2503,7 +2506,7 @@
     <w:pPr>
       <w:keepNext/>
       <w:keepLines/>
-      <w:spacing w:after="0" w:before="200" w:line="360" w:lineRule="auto"/>
+      <w:spacing w:after="0" w:before="200" w:line="288" w:lineRule="auto"/>
       <w:jc w:val="both"/>
       <w:outlineLvl w:val="5"/>
     </w:pPr>
@@ -2524,7 +2527,7 @@
     <w:pPr>
       <w:keepNext/>
       <w:keepLines/>
-      <w:spacing w:after="0" w:before="200" w:line="360" w:lineRule="auto"/>
+      <w:spacing w:after="0" w:before="200" w:line="288" w:lineRule="auto"/>
       <w:jc w:val="both"/>
       <w:outlineLvl w:val="6"/>
     </w:pPr>
@@ -2545,7 +2548,7 @@
     <w:pPr>
       <w:keepNext/>
       <w:keepLines/>
-      <w:spacing w:after="0" w:before="200" w:line="360" w:lineRule="auto"/>
+      <w:spacing w:after="0" w:before="200" w:line="288" w:lineRule="auto"/>
       <w:jc w:val="both"/>
       <w:outlineLvl w:val="7"/>
     </w:pPr>
@@ -2566,7 +2569,7 @@
     <w:pPr>
       <w:keepNext/>
       <w:keepLines/>
-      <w:spacing w:after="0" w:before="200" w:line="360" w:lineRule="auto"/>
+      <w:spacing w:after="0" w:before="200" w:line="288" w:lineRule="auto"/>
       <w:jc w:val="both"/>
       <w:outlineLvl w:val="8"/>
     </w:pPr>
@@ -2585,7 +2588,7 @@
     <w:unhideWhenUsed/>
     <w:qFormat/>
     <w:pPr>
-      <w:spacing w:after="100" w:before="100" w:line="360" w:lineRule="auto"/>
+      <w:spacing w:after="100" w:before="100" w:line="288" w:lineRule="auto"/>
       <w:ind w:firstLine="0" w:left="480" w:right="480"/>
       <w:jc w:val="both"/>
     </w:pPr>
@@ -2603,7 +2606,7 @@
     <w:unhideWhenUsed/>
     <w:qFormat/>
     <w:pPr>
-      <w:spacing w:line="360" w:lineRule="auto"/>
+      <w:spacing w:line="288" w:lineRule="auto"/>
       <w:jc w:val="both"/>
     </w:pPr>
     <w:rPr>
@@ -2629,7 +2632,7 @@
     <w:unhideWhenUsed/>
     <w:qFormat/>
     <w:pPr>
-      <w:spacing w:line="360" w:lineRule="auto"/>
+      <w:spacing w:line="288" w:lineRule="auto"/>
       <w:jc w:val="both"/>
     </w:pPr>
     <w:rPr>
@@ -2669,7 +2672,7 @@
     <w:pPr>
       <w:keepNext/>
       <w:keepLines/>
-      <w:spacing w:after="0" w:line="360" w:lineRule="auto"/>
+      <w:spacing w:after="0" w:line="288" w:lineRule="auto"/>
       <w:jc w:val="both"/>
     </w:pPr>
     <w:rPr>
@@ -2683,7 +2686,7 @@
     <w:name w:val="Definition"/>
     <w:basedOn w:val="Normal"/>
     <w:pPr>
-      <w:spacing w:line="360" w:lineRule="auto"/>
+      <w:spacing w:line="288" w:lineRule="auto"/>
       <w:jc w:val="both"/>
     </w:pPr>
     <w:rPr>
@@ -2697,7 +2700,7 @@
     <w:basedOn w:val="Normal"/>
     <w:link w:val="BodyTextChar"/>
     <w:pPr>
-      <w:spacing w:after="120" w:before="0" w:line="360" w:lineRule="auto"/>
+      <w:spacing w:after="120" w:before="0" w:line="288" w:lineRule="auto"/>
       <w:jc w:val="both"/>
     </w:pPr>
     <w:rPr>
@@ -2712,7 +2715,7 @@
     <w:basedOn w:val="Caption"/>
     <w:pPr>
       <w:keepNext/>
-      <w:spacing w:line="360" w:lineRule="auto"/>
+      <w:spacing w:line="288" w:lineRule="auto"/>
       <w:jc w:val="both"/>
     </w:pPr>
     <w:rPr>
@@ -2725,7 +2728,7 @@
     <w:name w:val="Image Caption"/>
     <w:basedOn w:val="Caption"/>
     <w:pPr>
-      <w:spacing w:line="360" w:lineRule="auto"/>
+      <w:spacing w:line="288" w:lineRule="auto"/>
       <w:jc w:val="both"/>
     </w:pPr>
     <w:rPr>
@@ -2738,7 +2741,7 @@
     <w:name w:val="Figure"/>
     <w:basedOn w:val="Normal"/>
     <w:pPr>
-      <w:spacing w:line="360" w:lineRule="auto"/>
+      <w:spacing w:line="288" w:lineRule="auto"/>
       <w:jc w:val="both"/>
     </w:pPr>
     <w:rPr>
@@ -2752,7 +2755,7 @@
     <w:basedOn w:val="Figure"/>
     <w:pPr>
       <w:keepNext/>
-      <w:spacing w:line="360" w:lineRule="auto"/>
+      <w:spacing w:line="288" w:lineRule="auto"/>
       <w:jc w:val="both"/>
     </w:pPr>
     <w:rPr>
@@ -2816,7 +2819,7 @@
     <w:unhideWhenUsed/>
     <w:qFormat/>
     <w:pPr>
-      <w:spacing w:before="240" w:line="360" w:lineRule="auto"/>
+      <w:spacing w:before="240" w:line="288" w:lineRule="auto"/>
       <w:jc w:val="both"/>
       <w:outlineLvl w:val="9"/>
     </w:pPr>
